--- a/grade8/Fluency-Lab-Package/module-materials/Module-4-Fractions/FluencyLab_M4_MulDiv_Light.docx
+++ b/grade8/Fluency-Lab-Package/module-materials/Module-4-Fractions/FluencyLab_M4_MulDiv_Light.docx
@@ -49,6 +49,9 @@
         <w:gridCol w:w="5960"/>
       </w:tblGrid>
       <w:tr>
+        <w:trPr>
+          <w:cantSplit/>
+        </w:trPr>
         <w:tc>
           <w:tcPr>
             <w:tcW w:type="dxa" w:w="3400"/>
@@ -155,6 +158,9 @@
         <w:gridCol w:w="9360"/>
       </w:tblGrid>
       <w:tr>
+        <w:trPr>
+          <w:cantSplit/>
+        </w:trPr>
         <w:tc>
           <w:tcPr>
             <w:tcW w:type="dxa" w:w="9360"/>
@@ -607,6 +613,9 @@
         <w:gridCol w:w="9360"/>
       </w:tblGrid>
       <w:tr>
+        <w:trPr>
+          <w:cantSplit/>
+        </w:trPr>
         <w:tc>
           <w:tcPr>
             <w:tcW w:type="dxa" w:w="9360"/>
@@ -1341,7 +1350,7 @@
           <w:sz w:val="22"/>
           <w:szCs w:val="22"/>
         </w:rPr>
-        <w:t xml:space="preserve">Multiply: straight across. Divide: flip the second, then multiply (flipping undoes the division). Simplify at the end.</w:t>
+        <w:t xml:space="preserve">Multiply straight across. Divide: flip, then multiply.</w:t>
       </w:r>
     </w:p>
     <w:p>
@@ -1357,7 +1366,7 @@
           <w:sz w:val="26"/>
           <w:szCs w:val="26"/>
         </w:rPr>
-        <w:t xml:space="preserve">Copy the move — worked, then your turn</w:t>
+        <w:t xml:space="preserve">Copy the move</w:t>
       </w:r>
     </w:p>
     <w:tbl>
@@ -1377,6 +1386,9 @@
         <w:gridCol w:w="4680"/>
       </w:tblGrid>
       <w:tr>
+        <w:trPr>
+          <w:cantSplit/>
+        </w:trPr>
         <w:tc>
           <w:tcPr>
             <w:tcW w:type="dxa" w:w="4680"/>
@@ -1860,7 +1872,7 @@
           </w:p>
           <w:tbl>
             <w:tblPr>
-              <w:tblW w:type="dxa" w:w="2960"/>
+              <w:tblW w:type="dxa" w:w="3180"/>
               <w:jc w:val="left"/>
               <w:tblBorders>
                 <w:top w:val="single" w:color="auto" w:sz="4"/>
@@ -1876,7 +1888,7 @@
               <w:gridCol w:w="520"/>
               <w:gridCol w:w="700"/>
               <w:gridCol w:w="520"/>
-              <w:gridCol w:w="520"/>
+              <w:gridCol w:w="740"/>
             </w:tblGrid>
             <w:tr>
               <w:tc>
@@ -2165,36 +2177,111 @@
               </w:tc>
               <w:tc>
                 <w:tcPr>
-                  <w:tcW w:type="dxa" w:w="520"/>
-                  <w:tcBorders>
-                    <w:top w:val="none" w:color="FFFFFF" w:sz="0"/>
-                    <w:left w:val="none" w:color="FFFFFF" w:sz="0"/>
-                    <w:bottom w:val="none" w:color="FFFFFF" w:sz="0"/>
-                    <w:right w:val="none" w:color="FFFFFF" w:sz="0"/>
-                  </w:tcBorders>
-                  <w:tcMar>
-                    <w:top w:type="dxa" w:w="30"/>
-                    <w:left w:type="dxa" w:w="10"/>
-                    <w:bottom w:type="dxa" w:w="30"/>
-                    <w:right w:type="dxa" w:w="10"/>
-                  </w:tcMar>
-                  <w:vAlign w:val="center"/>
-                </w:tcPr>
-                <w:p>
-                  <w:pPr>
-                    <w:jc w:val="center"/>
-                  </w:pPr>
-                  <w:r>
-                    <w:rPr>
-                      <w:b/>
-                      <w:bCs/>
-                      <w:color w:val="1A1A1A"/>
-                      <w:sz w:val="22"/>
-                      <w:szCs w:val="22"/>
-                    </w:rPr>
-                    <w:t xml:space="preserve">____</w:t>
-                  </w:r>
-                </w:p>
+                  <w:tcW w:type="dxa" w:w="740"/>
+                  <w:tcBorders>
+                    <w:top w:val="none" w:color="FFFFFF" w:sz="0"/>
+                    <w:left w:val="none" w:color="FFFFFF" w:sz="0"/>
+                    <w:bottom w:val="none" w:color="FFFFFF" w:sz="0"/>
+                    <w:right w:val="none" w:color="FFFFFF" w:sz="0"/>
+                  </w:tcBorders>
+                  <w:tcMar>
+                    <w:top w:type="dxa" w:w="30"/>
+                    <w:left w:type="dxa" w:w="20"/>
+                    <w:bottom w:type="dxa" w:w="30"/>
+                    <w:right w:type="dxa" w:w="20"/>
+                  </w:tcMar>
+                  <w:vAlign w:val="center"/>
+                </w:tcPr>
+                <w:tbl>
+                  <w:tblPr>
+                    <w:tblW w:type="dxa" w:w="640"/>
+                    <w:jc w:val="center"/>
+                    <w:tblBorders>
+                      <w:top w:val="single" w:color="auto" w:sz="4"/>
+                      <w:left w:val="single" w:color="auto" w:sz="4"/>
+                      <w:bottom w:val="single" w:color="auto" w:sz="4"/>
+                      <w:right w:val="single" w:color="auto" w:sz="4"/>
+                      <w:insideH w:val="none" w:color="FFFFFF" w:sz="0"/>
+                      <w:insideV w:val="single" w:color="auto" w:sz="4"/>
+                    </w:tblBorders>
+                  </w:tblPr>
+                  <w:tblGrid>
+                    <w:gridCol w:w="640"/>
+                  </w:tblGrid>
+                  <w:tr>
+                    <w:tc>
+                      <w:tcPr>
+                        <w:tcW w:type="dxa" w:w="520"/>
+                        <w:tcBorders>
+                          <w:top w:val="dashed" w:color="9AA3B5" w:sz="6"/>
+                          <w:left w:val="dashed" w:color="9AA3B5" w:sz="6"/>
+                          <w:bottom w:val="single" w:color="1A1A1A" w:sz="8"/>
+                          <w:right w:val="dashed" w:color="9AA3B5" w:sz="6"/>
+                        </w:tcBorders>
+                        <w:tcMar>
+                          <w:top w:type="dxa" w:w="0"/>
+                          <w:left w:type="dxa" w:w="30"/>
+                          <w:bottom w:type="dxa" w:w="0"/>
+                          <w:right w:type="dxa" w:w="30"/>
+                        </w:tcMar>
+                      </w:tcPr>
+                      <w:p>
+                        <w:pPr>
+                          <w:spacing w:after="0" w:line="250"/>
+                          <w:jc w:val="center"/>
+                        </w:pPr>
+                        <w:r>
+                          <w:rPr>
+                            <w:rFonts w:ascii="Consolas" w:cs="Consolas" w:eastAsia="Consolas" w:hAnsi="Consolas"/>
+                            <w:b/>
+                            <w:bCs/>
+                            <w:color w:val="1A1A1A"/>
+                            <w:sz w:val="26"/>
+                            <w:szCs w:val="26"/>
+                          </w:rPr>
+                          <w:t xml:space="preserve">   </w:t>
+                        </w:r>
+                      </w:p>
+                    </w:tc>
+                  </w:tr>
+                  <w:tr>
+                    <w:tc>
+                      <w:tcPr>
+                        <w:tcW w:type="dxa" w:w="520"/>
+                        <w:tcBorders>
+                          <w:top w:val="none" w:color="FFFFFF" w:sz="0"/>
+                          <w:left w:val="dashed" w:color="9AA3B5" w:sz="6"/>
+                          <w:bottom w:val="dashed" w:color="9AA3B5" w:sz="6"/>
+                          <w:right w:val="dashed" w:color="9AA3B5" w:sz="6"/>
+                        </w:tcBorders>
+                        <w:tcMar>
+                          <w:top w:type="dxa" w:w="0"/>
+                          <w:left w:type="dxa" w:w="30"/>
+                          <w:bottom w:type="dxa" w:w="0"/>
+                          <w:right w:type="dxa" w:w="30"/>
+                        </w:tcMar>
+                      </w:tcPr>
+                      <w:p>
+                        <w:pPr>
+                          <w:spacing w:after="0" w:line="250"/>
+                          <w:jc w:val="center"/>
+                        </w:pPr>
+                        <w:r>
+                          <w:rPr>
+                            <w:rFonts w:ascii="Consolas" w:cs="Consolas" w:eastAsia="Consolas" w:hAnsi="Consolas"/>
+                            <w:b/>
+                            <w:bCs/>
+                            <w:color w:val="1A1A1A"/>
+                            <w:sz w:val="26"/>
+                            <w:szCs w:val="26"/>
+                          </w:rPr>
+                          <w:t xml:space="preserve">   </w:t>
+                        </w:r>
+                      </w:p>
+                    </w:tc>
+                  </w:tr>
+                </w:tbl>
+                <w:p/>
               </w:tc>
             </w:tr>
           </w:tbl>
@@ -2202,6 +2289,9 @@
         </w:tc>
       </w:tr>
       <w:tr>
+        <w:trPr>
+          <w:cantSplit/>
+        </w:trPr>
         <w:tc>
           <w:tcPr>
             <w:tcW w:type="dxa" w:w="4680"/>
@@ -2556,96 +2646,22 @@
                   </w:tcMar>
                   <w:vAlign w:val="center"/>
                 </w:tcPr>
-                <w:tbl>
-                  <w:tblPr>
-                    <w:tblW w:type="dxa" w:w="600"/>
-                    <w:jc w:val="center"/>
-                    <w:tblBorders>
-                      <w:top w:val="single" w:color="auto" w:sz="4"/>
-                      <w:left w:val="single" w:color="auto" w:sz="4"/>
-                      <w:bottom w:val="single" w:color="auto" w:sz="4"/>
-                      <w:right w:val="single" w:color="auto" w:sz="4"/>
-                      <w:insideH w:val="none" w:color="FFFFFF" w:sz="0"/>
-                      <w:insideV w:val="single" w:color="auto" w:sz="4"/>
-                    </w:tblBorders>
-                  </w:tblPr>
-                  <w:tblGrid>
-                    <w:gridCol w:w="600"/>
-                  </w:tblGrid>
-                  <w:tr>
-                    <w:tc>
-                      <w:tcPr>
-                        <w:tcW w:type="dxa" w:w="520"/>
-                        <w:tcBorders>
-                          <w:top w:val="none" w:color="FFFFFF" w:sz="0"/>
-                          <w:left w:val="none" w:color="FFFFFF" w:sz="0"/>
-                          <w:bottom w:val="single" w:color="127A4F" w:sz="8"/>
-                          <w:right w:val="none" w:color="FFFFFF" w:sz="0"/>
-                        </w:tcBorders>
-                        <w:tcMar>
-                          <w:top w:type="dxa" w:w="0"/>
-                          <w:left w:type="dxa" w:w="30"/>
-                          <w:bottom w:type="dxa" w:w="0"/>
-                          <w:right w:type="dxa" w:w="30"/>
-                        </w:tcMar>
-                      </w:tcPr>
-                      <w:p>
-                        <w:pPr>
-                          <w:spacing w:after="0" w:line="230"/>
-                          <w:jc w:val="center"/>
-                        </w:pPr>
-                        <w:r>
-                          <w:rPr>
-                            <w:rFonts w:ascii="Consolas" w:cs="Consolas" w:eastAsia="Consolas" w:hAnsi="Consolas"/>
-                            <w:b/>
-                            <w:bCs/>
-                            <w:color w:val="127A4F"/>
-                            <w:sz w:val="26"/>
-                            <w:szCs w:val="26"/>
-                          </w:rPr>
-                          <w:t xml:space="preserve">2</w:t>
-                        </w:r>
-                      </w:p>
-                    </w:tc>
-                  </w:tr>
-                  <w:tr>
-                    <w:tc>
-                      <w:tcPr>
-                        <w:tcW w:type="dxa" w:w="520"/>
-                        <w:tcBorders>
-                          <w:top w:val="none" w:color="FFFFFF" w:sz="0"/>
-                          <w:left w:val="none" w:color="FFFFFF" w:sz="0"/>
-                          <w:bottom w:val="none" w:color="FFFFFF" w:sz="0"/>
-                          <w:right w:val="none" w:color="FFFFFF" w:sz="0"/>
-                        </w:tcBorders>
-                        <w:tcMar>
-                          <w:top w:type="dxa" w:w="0"/>
-                          <w:left w:type="dxa" w:w="30"/>
-                          <w:bottom w:type="dxa" w:w="0"/>
-                          <w:right w:type="dxa" w:w="30"/>
-                        </w:tcMar>
-                      </w:tcPr>
-                      <w:p>
-                        <w:pPr>
-                          <w:spacing w:after="0" w:line="230"/>
-                          <w:jc w:val="center"/>
-                        </w:pPr>
-                        <w:r>
-                          <w:rPr>
-                            <w:rFonts w:ascii="Consolas" w:cs="Consolas" w:eastAsia="Consolas" w:hAnsi="Consolas"/>
-                            <w:b/>
-                            <w:bCs/>
-                            <w:color w:val="127A4F"/>
-                            <w:sz w:val="26"/>
-                            <w:szCs w:val="26"/>
-                          </w:rPr>
-                          <w:t xml:space="preserve">1</w:t>
-                        </w:r>
-                      </w:p>
-                    </w:tc>
-                  </w:tr>
-                </w:tbl>
-                <w:p/>
+                <w:p>
+                  <w:pPr>
+                    <w:jc w:val="center"/>
+                  </w:pPr>
+                  <w:r>
+                    <w:rPr>
+                      <w:rFonts w:ascii="Consolas" w:cs="Consolas" w:eastAsia="Consolas" w:hAnsi="Consolas"/>
+                      <w:b/>
+                      <w:bCs/>
+                      <w:color w:val="127A4F"/>
+                      <w:sz w:val="26"/>
+                      <w:szCs w:val="26"/>
+                    </w:rPr>
+                    <w:t xml:space="preserve">2</w:t>
+                  </w:r>
+                </w:p>
               </w:tc>
             </w:tr>
           </w:tbl>
@@ -2685,7 +2701,7 @@
           </w:p>
           <w:tbl>
             <w:tblPr>
-              <w:tblW w:type="dxa" w:w="2960"/>
+              <w:tblW w:type="dxa" w:w="3180"/>
               <w:jc w:val="left"/>
               <w:tblBorders>
                 <w:top w:val="single" w:color="auto" w:sz="4"/>
@@ -2701,7 +2717,7 @@
               <w:gridCol w:w="520"/>
               <w:gridCol w:w="700"/>
               <w:gridCol w:w="520"/>
-              <w:gridCol w:w="520"/>
+              <w:gridCol w:w="740"/>
             </w:tblGrid>
             <w:tr>
               <w:tc>
@@ -2990,36 +3006,111 @@
               </w:tc>
               <w:tc>
                 <w:tcPr>
-                  <w:tcW w:type="dxa" w:w="520"/>
-                  <w:tcBorders>
-                    <w:top w:val="none" w:color="FFFFFF" w:sz="0"/>
-                    <w:left w:val="none" w:color="FFFFFF" w:sz="0"/>
-                    <w:bottom w:val="none" w:color="FFFFFF" w:sz="0"/>
-                    <w:right w:val="none" w:color="FFFFFF" w:sz="0"/>
-                  </w:tcBorders>
-                  <w:tcMar>
-                    <w:top w:type="dxa" w:w="30"/>
-                    <w:left w:type="dxa" w:w="10"/>
-                    <w:bottom w:type="dxa" w:w="30"/>
-                    <w:right w:type="dxa" w:w="10"/>
-                  </w:tcMar>
-                  <w:vAlign w:val="center"/>
-                </w:tcPr>
-                <w:p>
-                  <w:pPr>
-                    <w:jc w:val="center"/>
-                  </w:pPr>
-                  <w:r>
-                    <w:rPr>
-                      <w:b/>
-                      <w:bCs/>
-                      <w:color w:val="1A1A1A"/>
-                      <w:sz w:val="22"/>
-                      <w:szCs w:val="22"/>
-                    </w:rPr>
-                    <w:t xml:space="preserve">____</w:t>
-                  </w:r>
-                </w:p>
+                  <w:tcW w:type="dxa" w:w="740"/>
+                  <w:tcBorders>
+                    <w:top w:val="none" w:color="FFFFFF" w:sz="0"/>
+                    <w:left w:val="none" w:color="FFFFFF" w:sz="0"/>
+                    <w:bottom w:val="none" w:color="FFFFFF" w:sz="0"/>
+                    <w:right w:val="none" w:color="FFFFFF" w:sz="0"/>
+                  </w:tcBorders>
+                  <w:tcMar>
+                    <w:top w:type="dxa" w:w="30"/>
+                    <w:left w:type="dxa" w:w="20"/>
+                    <w:bottom w:type="dxa" w:w="30"/>
+                    <w:right w:type="dxa" w:w="20"/>
+                  </w:tcMar>
+                  <w:vAlign w:val="center"/>
+                </w:tcPr>
+                <w:tbl>
+                  <w:tblPr>
+                    <w:tblW w:type="dxa" w:w="640"/>
+                    <w:jc w:val="center"/>
+                    <w:tblBorders>
+                      <w:top w:val="single" w:color="auto" w:sz="4"/>
+                      <w:left w:val="single" w:color="auto" w:sz="4"/>
+                      <w:bottom w:val="single" w:color="auto" w:sz="4"/>
+                      <w:right w:val="single" w:color="auto" w:sz="4"/>
+                      <w:insideH w:val="none" w:color="FFFFFF" w:sz="0"/>
+                      <w:insideV w:val="single" w:color="auto" w:sz="4"/>
+                    </w:tblBorders>
+                  </w:tblPr>
+                  <w:tblGrid>
+                    <w:gridCol w:w="640"/>
+                  </w:tblGrid>
+                  <w:tr>
+                    <w:tc>
+                      <w:tcPr>
+                        <w:tcW w:type="dxa" w:w="520"/>
+                        <w:tcBorders>
+                          <w:top w:val="dashed" w:color="9AA3B5" w:sz="6"/>
+                          <w:left w:val="dashed" w:color="9AA3B5" w:sz="6"/>
+                          <w:bottom w:val="single" w:color="1A1A1A" w:sz="8"/>
+                          <w:right w:val="dashed" w:color="9AA3B5" w:sz="6"/>
+                        </w:tcBorders>
+                        <w:tcMar>
+                          <w:top w:type="dxa" w:w="0"/>
+                          <w:left w:type="dxa" w:w="30"/>
+                          <w:bottom w:type="dxa" w:w="0"/>
+                          <w:right w:type="dxa" w:w="30"/>
+                        </w:tcMar>
+                      </w:tcPr>
+                      <w:p>
+                        <w:pPr>
+                          <w:spacing w:after="0" w:line="250"/>
+                          <w:jc w:val="center"/>
+                        </w:pPr>
+                        <w:r>
+                          <w:rPr>
+                            <w:rFonts w:ascii="Consolas" w:cs="Consolas" w:eastAsia="Consolas" w:hAnsi="Consolas"/>
+                            <w:b/>
+                            <w:bCs/>
+                            <w:color w:val="1A1A1A"/>
+                            <w:sz w:val="26"/>
+                            <w:szCs w:val="26"/>
+                          </w:rPr>
+                          <w:t xml:space="preserve">   </w:t>
+                        </w:r>
+                      </w:p>
+                    </w:tc>
+                  </w:tr>
+                  <w:tr>
+                    <w:tc>
+                      <w:tcPr>
+                        <w:tcW w:type="dxa" w:w="520"/>
+                        <w:tcBorders>
+                          <w:top w:val="none" w:color="FFFFFF" w:sz="0"/>
+                          <w:left w:val="dashed" w:color="9AA3B5" w:sz="6"/>
+                          <w:bottom w:val="dashed" w:color="9AA3B5" w:sz="6"/>
+                          <w:right w:val="dashed" w:color="9AA3B5" w:sz="6"/>
+                        </w:tcBorders>
+                        <w:tcMar>
+                          <w:top w:type="dxa" w:w="0"/>
+                          <w:left w:type="dxa" w:w="30"/>
+                          <w:bottom w:type="dxa" w:w="0"/>
+                          <w:right w:type="dxa" w:w="30"/>
+                        </w:tcMar>
+                      </w:tcPr>
+                      <w:p>
+                        <w:pPr>
+                          <w:spacing w:after="0" w:line="250"/>
+                          <w:jc w:val="center"/>
+                        </w:pPr>
+                        <w:r>
+                          <w:rPr>
+                            <w:rFonts w:ascii="Consolas" w:cs="Consolas" w:eastAsia="Consolas" w:hAnsi="Consolas"/>
+                            <w:b/>
+                            <w:bCs/>
+                            <w:color w:val="1A1A1A"/>
+                            <w:sz w:val="26"/>
+                            <w:szCs w:val="26"/>
+                          </w:rPr>
+                          <w:t xml:space="preserve">   </w:t>
+                        </w:r>
+                      </w:p>
+                    </w:tc>
+                  </w:tr>
+                </w:tbl>
+                <w:p/>
               </w:tc>
             </w:tr>
           </w:tbl>
@@ -3027,6 +3118,9 @@
         </w:tc>
       </w:tr>
       <w:tr>
+        <w:trPr>
+          <w:cantSplit/>
+        </w:trPr>
         <w:tc>
           <w:tcPr>
             <w:tcW w:type="dxa" w:w="4680"/>
@@ -3510,7 +3604,7 @@
           </w:p>
           <w:tbl>
             <w:tblPr>
-              <w:tblW w:type="dxa" w:w="2960"/>
+              <w:tblW w:type="dxa" w:w="3180"/>
               <w:jc w:val="left"/>
               <w:tblBorders>
                 <w:top w:val="single" w:color="auto" w:sz="4"/>
@@ -3526,7 +3620,7 @@
               <w:gridCol w:w="520"/>
               <w:gridCol w:w="700"/>
               <w:gridCol w:w="520"/>
-              <w:gridCol w:w="520"/>
+              <w:gridCol w:w="740"/>
             </w:tblGrid>
             <w:tr>
               <w:tc>
@@ -3815,36 +3909,111 @@
               </w:tc>
               <w:tc>
                 <w:tcPr>
-                  <w:tcW w:type="dxa" w:w="520"/>
-                  <w:tcBorders>
-                    <w:top w:val="none" w:color="FFFFFF" w:sz="0"/>
-                    <w:left w:val="none" w:color="FFFFFF" w:sz="0"/>
-                    <w:bottom w:val="none" w:color="FFFFFF" w:sz="0"/>
-                    <w:right w:val="none" w:color="FFFFFF" w:sz="0"/>
-                  </w:tcBorders>
-                  <w:tcMar>
-                    <w:top w:type="dxa" w:w="30"/>
-                    <w:left w:type="dxa" w:w="10"/>
-                    <w:bottom w:type="dxa" w:w="30"/>
-                    <w:right w:type="dxa" w:w="10"/>
-                  </w:tcMar>
-                  <w:vAlign w:val="center"/>
-                </w:tcPr>
-                <w:p>
-                  <w:pPr>
-                    <w:jc w:val="center"/>
-                  </w:pPr>
-                  <w:r>
-                    <w:rPr>
-                      <w:b/>
-                      <w:bCs/>
-                      <w:color w:val="1A1A1A"/>
-                      <w:sz w:val="22"/>
-                      <w:szCs w:val="22"/>
-                    </w:rPr>
-                    <w:t xml:space="preserve">____</w:t>
-                  </w:r>
-                </w:p>
+                  <w:tcW w:type="dxa" w:w="740"/>
+                  <w:tcBorders>
+                    <w:top w:val="none" w:color="FFFFFF" w:sz="0"/>
+                    <w:left w:val="none" w:color="FFFFFF" w:sz="0"/>
+                    <w:bottom w:val="none" w:color="FFFFFF" w:sz="0"/>
+                    <w:right w:val="none" w:color="FFFFFF" w:sz="0"/>
+                  </w:tcBorders>
+                  <w:tcMar>
+                    <w:top w:type="dxa" w:w="30"/>
+                    <w:left w:type="dxa" w:w="20"/>
+                    <w:bottom w:type="dxa" w:w="30"/>
+                    <w:right w:type="dxa" w:w="20"/>
+                  </w:tcMar>
+                  <w:vAlign w:val="center"/>
+                </w:tcPr>
+                <w:tbl>
+                  <w:tblPr>
+                    <w:tblW w:type="dxa" w:w="640"/>
+                    <w:jc w:val="center"/>
+                    <w:tblBorders>
+                      <w:top w:val="single" w:color="auto" w:sz="4"/>
+                      <w:left w:val="single" w:color="auto" w:sz="4"/>
+                      <w:bottom w:val="single" w:color="auto" w:sz="4"/>
+                      <w:right w:val="single" w:color="auto" w:sz="4"/>
+                      <w:insideH w:val="none" w:color="FFFFFF" w:sz="0"/>
+                      <w:insideV w:val="single" w:color="auto" w:sz="4"/>
+                    </w:tblBorders>
+                  </w:tblPr>
+                  <w:tblGrid>
+                    <w:gridCol w:w="640"/>
+                  </w:tblGrid>
+                  <w:tr>
+                    <w:tc>
+                      <w:tcPr>
+                        <w:tcW w:type="dxa" w:w="520"/>
+                        <w:tcBorders>
+                          <w:top w:val="dashed" w:color="9AA3B5" w:sz="6"/>
+                          <w:left w:val="dashed" w:color="9AA3B5" w:sz="6"/>
+                          <w:bottom w:val="single" w:color="1A1A1A" w:sz="8"/>
+                          <w:right w:val="dashed" w:color="9AA3B5" w:sz="6"/>
+                        </w:tcBorders>
+                        <w:tcMar>
+                          <w:top w:type="dxa" w:w="0"/>
+                          <w:left w:type="dxa" w:w="30"/>
+                          <w:bottom w:type="dxa" w:w="0"/>
+                          <w:right w:type="dxa" w:w="30"/>
+                        </w:tcMar>
+                      </w:tcPr>
+                      <w:p>
+                        <w:pPr>
+                          <w:spacing w:after="0" w:line="250"/>
+                          <w:jc w:val="center"/>
+                        </w:pPr>
+                        <w:r>
+                          <w:rPr>
+                            <w:rFonts w:ascii="Consolas" w:cs="Consolas" w:eastAsia="Consolas" w:hAnsi="Consolas"/>
+                            <w:b/>
+                            <w:bCs/>
+                            <w:color w:val="1A1A1A"/>
+                            <w:sz w:val="26"/>
+                            <w:szCs w:val="26"/>
+                          </w:rPr>
+                          <w:t xml:space="preserve">   </w:t>
+                        </w:r>
+                      </w:p>
+                    </w:tc>
+                  </w:tr>
+                  <w:tr>
+                    <w:tc>
+                      <w:tcPr>
+                        <w:tcW w:type="dxa" w:w="520"/>
+                        <w:tcBorders>
+                          <w:top w:val="none" w:color="FFFFFF" w:sz="0"/>
+                          <w:left w:val="dashed" w:color="9AA3B5" w:sz="6"/>
+                          <w:bottom w:val="dashed" w:color="9AA3B5" w:sz="6"/>
+                          <w:right w:val="dashed" w:color="9AA3B5" w:sz="6"/>
+                        </w:tcBorders>
+                        <w:tcMar>
+                          <w:top w:type="dxa" w:w="0"/>
+                          <w:left w:type="dxa" w:w="30"/>
+                          <w:bottom w:type="dxa" w:w="0"/>
+                          <w:right w:type="dxa" w:w="30"/>
+                        </w:tcMar>
+                      </w:tcPr>
+                      <w:p>
+                        <w:pPr>
+                          <w:spacing w:after="0" w:line="250"/>
+                          <w:jc w:val="center"/>
+                        </w:pPr>
+                        <w:r>
+                          <w:rPr>
+                            <w:rFonts w:ascii="Consolas" w:cs="Consolas" w:eastAsia="Consolas" w:hAnsi="Consolas"/>
+                            <w:b/>
+                            <w:bCs/>
+                            <w:color w:val="1A1A1A"/>
+                            <w:sz w:val="26"/>
+                            <w:szCs w:val="26"/>
+                          </w:rPr>
+                          <w:t xml:space="preserve">   </w:t>
+                        </w:r>
+                      </w:p>
+                    </w:tc>
+                  </w:tr>
+                </w:tbl>
+                <w:p/>
               </w:tc>
             </w:tr>
           </w:tbl>
@@ -3885,6 +4054,9 @@
         <w:gridCol w:w="4680"/>
       </w:tblGrid>
       <w:tr>
+        <w:trPr>
+          <w:cantSplit/>
+        </w:trPr>
         <w:tc>
           <w:tcPr>
             <w:tcW w:type="dxa" w:w="4680"/>
@@ -3918,7 +4090,7 @@
           </w:p>
           <w:tbl>
             <w:tblPr>
-              <w:tblW w:type="dxa" w:w="2960"/>
+              <w:tblW w:type="dxa" w:w="3180"/>
               <w:jc w:val="left"/>
               <w:tblBorders>
                 <w:top w:val="single" w:color="auto" w:sz="4"/>
@@ -3934,7 +4106,7 @@
               <w:gridCol w:w="520"/>
               <w:gridCol w:w="700"/>
               <w:gridCol w:w="520"/>
-              <w:gridCol w:w="520"/>
+              <w:gridCol w:w="740"/>
             </w:tblGrid>
             <w:tr>
               <w:tc>
@@ -4223,36 +4395,111 @@
               </w:tc>
               <w:tc>
                 <w:tcPr>
-                  <w:tcW w:type="dxa" w:w="520"/>
-                  <w:tcBorders>
-                    <w:top w:val="none" w:color="FFFFFF" w:sz="0"/>
-                    <w:left w:val="none" w:color="FFFFFF" w:sz="0"/>
-                    <w:bottom w:val="none" w:color="FFFFFF" w:sz="0"/>
-                    <w:right w:val="none" w:color="FFFFFF" w:sz="0"/>
-                  </w:tcBorders>
-                  <w:tcMar>
-                    <w:top w:type="dxa" w:w="30"/>
-                    <w:left w:type="dxa" w:w="10"/>
-                    <w:bottom w:type="dxa" w:w="30"/>
-                    <w:right w:type="dxa" w:w="10"/>
-                  </w:tcMar>
-                  <w:vAlign w:val="center"/>
-                </w:tcPr>
-                <w:p>
-                  <w:pPr>
-                    <w:jc w:val="center"/>
-                  </w:pPr>
-                  <w:r>
-                    <w:rPr>
-                      <w:b/>
-                      <w:bCs/>
-                      <w:color w:val="1A1A1A"/>
-                      <w:sz w:val="22"/>
-                      <w:szCs w:val="22"/>
-                    </w:rPr>
-                    <w:t xml:space="preserve">______</w:t>
-                  </w:r>
-                </w:p>
+                  <w:tcW w:type="dxa" w:w="740"/>
+                  <w:tcBorders>
+                    <w:top w:val="none" w:color="FFFFFF" w:sz="0"/>
+                    <w:left w:val="none" w:color="FFFFFF" w:sz="0"/>
+                    <w:bottom w:val="none" w:color="FFFFFF" w:sz="0"/>
+                    <w:right w:val="none" w:color="FFFFFF" w:sz="0"/>
+                  </w:tcBorders>
+                  <w:tcMar>
+                    <w:top w:type="dxa" w:w="30"/>
+                    <w:left w:type="dxa" w:w="20"/>
+                    <w:bottom w:type="dxa" w:w="30"/>
+                    <w:right w:type="dxa" w:w="20"/>
+                  </w:tcMar>
+                  <w:vAlign w:val="center"/>
+                </w:tcPr>
+                <w:tbl>
+                  <w:tblPr>
+                    <w:tblW w:type="dxa" w:w="640"/>
+                    <w:jc w:val="center"/>
+                    <w:tblBorders>
+                      <w:top w:val="single" w:color="auto" w:sz="4"/>
+                      <w:left w:val="single" w:color="auto" w:sz="4"/>
+                      <w:bottom w:val="single" w:color="auto" w:sz="4"/>
+                      <w:right w:val="single" w:color="auto" w:sz="4"/>
+                      <w:insideH w:val="none" w:color="FFFFFF" w:sz="0"/>
+                      <w:insideV w:val="single" w:color="auto" w:sz="4"/>
+                    </w:tblBorders>
+                  </w:tblPr>
+                  <w:tblGrid>
+                    <w:gridCol w:w="640"/>
+                  </w:tblGrid>
+                  <w:tr>
+                    <w:tc>
+                      <w:tcPr>
+                        <w:tcW w:type="dxa" w:w="520"/>
+                        <w:tcBorders>
+                          <w:top w:val="dashed" w:color="9AA3B5" w:sz="6"/>
+                          <w:left w:val="dashed" w:color="9AA3B5" w:sz="6"/>
+                          <w:bottom w:val="single" w:color="1A1A1A" w:sz="8"/>
+                          <w:right w:val="dashed" w:color="9AA3B5" w:sz="6"/>
+                        </w:tcBorders>
+                        <w:tcMar>
+                          <w:top w:type="dxa" w:w="0"/>
+                          <w:left w:type="dxa" w:w="30"/>
+                          <w:bottom w:type="dxa" w:w="0"/>
+                          <w:right w:type="dxa" w:w="30"/>
+                        </w:tcMar>
+                      </w:tcPr>
+                      <w:p>
+                        <w:pPr>
+                          <w:spacing w:after="0" w:line="250"/>
+                          <w:jc w:val="center"/>
+                        </w:pPr>
+                        <w:r>
+                          <w:rPr>
+                            <w:rFonts w:ascii="Consolas" w:cs="Consolas" w:eastAsia="Consolas" w:hAnsi="Consolas"/>
+                            <w:b/>
+                            <w:bCs/>
+                            <w:color w:val="1A1A1A"/>
+                            <w:sz w:val="26"/>
+                            <w:szCs w:val="26"/>
+                          </w:rPr>
+                          <w:t xml:space="preserve">   </w:t>
+                        </w:r>
+                      </w:p>
+                    </w:tc>
+                  </w:tr>
+                  <w:tr>
+                    <w:tc>
+                      <w:tcPr>
+                        <w:tcW w:type="dxa" w:w="520"/>
+                        <w:tcBorders>
+                          <w:top w:val="none" w:color="FFFFFF" w:sz="0"/>
+                          <w:left w:val="dashed" w:color="9AA3B5" w:sz="6"/>
+                          <w:bottom w:val="dashed" w:color="9AA3B5" w:sz="6"/>
+                          <w:right w:val="dashed" w:color="9AA3B5" w:sz="6"/>
+                        </w:tcBorders>
+                        <w:tcMar>
+                          <w:top w:type="dxa" w:w="0"/>
+                          <w:left w:type="dxa" w:w="30"/>
+                          <w:bottom w:type="dxa" w:w="0"/>
+                          <w:right w:type="dxa" w:w="30"/>
+                        </w:tcMar>
+                      </w:tcPr>
+                      <w:p>
+                        <w:pPr>
+                          <w:spacing w:after="0" w:line="250"/>
+                          <w:jc w:val="center"/>
+                        </w:pPr>
+                        <w:r>
+                          <w:rPr>
+                            <w:rFonts w:ascii="Consolas" w:cs="Consolas" w:eastAsia="Consolas" w:hAnsi="Consolas"/>
+                            <w:b/>
+                            <w:bCs/>
+                            <w:color w:val="1A1A1A"/>
+                            <w:sz w:val="26"/>
+                            <w:szCs w:val="26"/>
+                          </w:rPr>
+                          <w:t xml:space="preserve">   </w:t>
+                        </w:r>
+                      </w:p>
+                    </w:tc>
+                  </w:tr>
+                </w:tbl>
+                <w:p/>
               </w:tc>
             </w:tr>
           </w:tbl>
@@ -4291,7 +4538,7 @@
           </w:p>
           <w:tbl>
             <w:tblPr>
-              <w:tblW w:type="dxa" w:w="2960"/>
+              <w:tblW w:type="dxa" w:w="3180"/>
               <w:jc w:val="left"/>
               <w:tblBorders>
                 <w:top w:val="single" w:color="auto" w:sz="4"/>
@@ -4307,7 +4554,7 @@
               <w:gridCol w:w="520"/>
               <w:gridCol w:w="700"/>
               <w:gridCol w:w="520"/>
-              <w:gridCol w:w="520"/>
+              <w:gridCol w:w="740"/>
             </w:tblGrid>
             <w:tr>
               <w:tc>
@@ -4596,36 +4843,111 @@
               </w:tc>
               <w:tc>
                 <w:tcPr>
-                  <w:tcW w:type="dxa" w:w="520"/>
-                  <w:tcBorders>
-                    <w:top w:val="none" w:color="FFFFFF" w:sz="0"/>
-                    <w:left w:val="none" w:color="FFFFFF" w:sz="0"/>
-                    <w:bottom w:val="none" w:color="FFFFFF" w:sz="0"/>
-                    <w:right w:val="none" w:color="FFFFFF" w:sz="0"/>
-                  </w:tcBorders>
-                  <w:tcMar>
-                    <w:top w:type="dxa" w:w="30"/>
-                    <w:left w:type="dxa" w:w="10"/>
-                    <w:bottom w:type="dxa" w:w="30"/>
-                    <w:right w:type="dxa" w:w="10"/>
-                  </w:tcMar>
-                  <w:vAlign w:val="center"/>
-                </w:tcPr>
-                <w:p>
-                  <w:pPr>
-                    <w:jc w:val="center"/>
-                  </w:pPr>
-                  <w:r>
-                    <w:rPr>
-                      <w:b/>
-                      <w:bCs/>
-                      <w:color w:val="1A1A1A"/>
-                      <w:sz w:val="22"/>
-                      <w:szCs w:val="22"/>
-                    </w:rPr>
-                    <w:t xml:space="preserve">______</w:t>
-                  </w:r>
-                </w:p>
+                  <w:tcW w:type="dxa" w:w="740"/>
+                  <w:tcBorders>
+                    <w:top w:val="none" w:color="FFFFFF" w:sz="0"/>
+                    <w:left w:val="none" w:color="FFFFFF" w:sz="0"/>
+                    <w:bottom w:val="none" w:color="FFFFFF" w:sz="0"/>
+                    <w:right w:val="none" w:color="FFFFFF" w:sz="0"/>
+                  </w:tcBorders>
+                  <w:tcMar>
+                    <w:top w:type="dxa" w:w="30"/>
+                    <w:left w:type="dxa" w:w="20"/>
+                    <w:bottom w:type="dxa" w:w="30"/>
+                    <w:right w:type="dxa" w:w="20"/>
+                  </w:tcMar>
+                  <w:vAlign w:val="center"/>
+                </w:tcPr>
+                <w:tbl>
+                  <w:tblPr>
+                    <w:tblW w:type="dxa" w:w="640"/>
+                    <w:jc w:val="center"/>
+                    <w:tblBorders>
+                      <w:top w:val="single" w:color="auto" w:sz="4"/>
+                      <w:left w:val="single" w:color="auto" w:sz="4"/>
+                      <w:bottom w:val="single" w:color="auto" w:sz="4"/>
+                      <w:right w:val="single" w:color="auto" w:sz="4"/>
+                      <w:insideH w:val="none" w:color="FFFFFF" w:sz="0"/>
+                      <w:insideV w:val="single" w:color="auto" w:sz="4"/>
+                    </w:tblBorders>
+                  </w:tblPr>
+                  <w:tblGrid>
+                    <w:gridCol w:w="640"/>
+                  </w:tblGrid>
+                  <w:tr>
+                    <w:tc>
+                      <w:tcPr>
+                        <w:tcW w:type="dxa" w:w="520"/>
+                        <w:tcBorders>
+                          <w:top w:val="dashed" w:color="9AA3B5" w:sz="6"/>
+                          <w:left w:val="dashed" w:color="9AA3B5" w:sz="6"/>
+                          <w:bottom w:val="single" w:color="1A1A1A" w:sz="8"/>
+                          <w:right w:val="dashed" w:color="9AA3B5" w:sz="6"/>
+                        </w:tcBorders>
+                        <w:tcMar>
+                          <w:top w:type="dxa" w:w="0"/>
+                          <w:left w:type="dxa" w:w="30"/>
+                          <w:bottom w:type="dxa" w:w="0"/>
+                          <w:right w:type="dxa" w:w="30"/>
+                        </w:tcMar>
+                      </w:tcPr>
+                      <w:p>
+                        <w:pPr>
+                          <w:spacing w:after="0" w:line="250"/>
+                          <w:jc w:val="center"/>
+                        </w:pPr>
+                        <w:r>
+                          <w:rPr>
+                            <w:rFonts w:ascii="Consolas" w:cs="Consolas" w:eastAsia="Consolas" w:hAnsi="Consolas"/>
+                            <w:b/>
+                            <w:bCs/>
+                            <w:color w:val="1A1A1A"/>
+                            <w:sz w:val="26"/>
+                            <w:szCs w:val="26"/>
+                          </w:rPr>
+                          <w:t xml:space="preserve">   </w:t>
+                        </w:r>
+                      </w:p>
+                    </w:tc>
+                  </w:tr>
+                  <w:tr>
+                    <w:tc>
+                      <w:tcPr>
+                        <w:tcW w:type="dxa" w:w="520"/>
+                        <w:tcBorders>
+                          <w:top w:val="none" w:color="FFFFFF" w:sz="0"/>
+                          <w:left w:val="dashed" w:color="9AA3B5" w:sz="6"/>
+                          <w:bottom w:val="dashed" w:color="9AA3B5" w:sz="6"/>
+                          <w:right w:val="dashed" w:color="9AA3B5" w:sz="6"/>
+                        </w:tcBorders>
+                        <w:tcMar>
+                          <w:top w:type="dxa" w:w="0"/>
+                          <w:left w:type="dxa" w:w="30"/>
+                          <w:bottom w:type="dxa" w:w="0"/>
+                          <w:right w:type="dxa" w:w="30"/>
+                        </w:tcMar>
+                      </w:tcPr>
+                      <w:p>
+                        <w:pPr>
+                          <w:spacing w:after="0" w:line="250"/>
+                          <w:jc w:val="center"/>
+                        </w:pPr>
+                        <w:r>
+                          <w:rPr>
+                            <w:rFonts w:ascii="Consolas" w:cs="Consolas" w:eastAsia="Consolas" w:hAnsi="Consolas"/>
+                            <w:b/>
+                            <w:bCs/>
+                            <w:color w:val="1A1A1A"/>
+                            <w:sz w:val="26"/>
+                            <w:szCs w:val="26"/>
+                          </w:rPr>
+                          <w:t xml:space="preserve">   </w:t>
+                        </w:r>
+                      </w:p>
+                    </w:tc>
+                  </w:tr>
+                </w:tbl>
+                <w:p/>
               </w:tc>
             </w:tr>
           </w:tbl>
@@ -4633,6 +4955,9 @@
         </w:tc>
       </w:tr>
       <w:tr>
+        <w:trPr>
+          <w:cantSplit/>
+        </w:trPr>
         <w:tc>
           <w:tcPr>
             <w:tcW w:type="dxa" w:w="4680"/>
@@ -4666,7 +4991,7 @@
           </w:p>
           <w:tbl>
             <w:tblPr>
-              <w:tblW w:type="dxa" w:w="2960"/>
+              <w:tblW w:type="dxa" w:w="3180"/>
               <w:jc w:val="left"/>
               <w:tblBorders>
                 <w:top w:val="single" w:color="auto" w:sz="4"/>
@@ -4682,7 +5007,7 @@
               <w:gridCol w:w="520"/>
               <w:gridCol w:w="700"/>
               <w:gridCol w:w="520"/>
-              <w:gridCol w:w="520"/>
+              <w:gridCol w:w="740"/>
             </w:tblGrid>
             <w:tr>
               <w:tc>
@@ -4971,36 +5296,111 @@
               </w:tc>
               <w:tc>
                 <w:tcPr>
-                  <w:tcW w:type="dxa" w:w="520"/>
-                  <w:tcBorders>
-                    <w:top w:val="none" w:color="FFFFFF" w:sz="0"/>
-                    <w:left w:val="none" w:color="FFFFFF" w:sz="0"/>
-                    <w:bottom w:val="none" w:color="FFFFFF" w:sz="0"/>
-                    <w:right w:val="none" w:color="FFFFFF" w:sz="0"/>
-                  </w:tcBorders>
-                  <w:tcMar>
-                    <w:top w:type="dxa" w:w="30"/>
-                    <w:left w:type="dxa" w:w="10"/>
-                    <w:bottom w:type="dxa" w:w="30"/>
-                    <w:right w:type="dxa" w:w="10"/>
-                  </w:tcMar>
-                  <w:vAlign w:val="center"/>
-                </w:tcPr>
-                <w:p>
-                  <w:pPr>
-                    <w:jc w:val="center"/>
-                  </w:pPr>
-                  <w:r>
-                    <w:rPr>
-                      <w:b/>
-                      <w:bCs/>
-                      <w:color w:val="1A1A1A"/>
-                      <w:sz w:val="22"/>
-                      <w:szCs w:val="22"/>
-                    </w:rPr>
-                    <w:t xml:space="preserve">______</w:t>
-                  </w:r>
-                </w:p>
+                  <w:tcW w:type="dxa" w:w="740"/>
+                  <w:tcBorders>
+                    <w:top w:val="none" w:color="FFFFFF" w:sz="0"/>
+                    <w:left w:val="none" w:color="FFFFFF" w:sz="0"/>
+                    <w:bottom w:val="none" w:color="FFFFFF" w:sz="0"/>
+                    <w:right w:val="none" w:color="FFFFFF" w:sz="0"/>
+                  </w:tcBorders>
+                  <w:tcMar>
+                    <w:top w:type="dxa" w:w="30"/>
+                    <w:left w:type="dxa" w:w="20"/>
+                    <w:bottom w:type="dxa" w:w="30"/>
+                    <w:right w:type="dxa" w:w="20"/>
+                  </w:tcMar>
+                  <w:vAlign w:val="center"/>
+                </w:tcPr>
+                <w:tbl>
+                  <w:tblPr>
+                    <w:tblW w:type="dxa" w:w="640"/>
+                    <w:jc w:val="center"/>
+                    <w:tblBorders>
+                      <w:top w:val="single" w:color="auto" w:sz="4"/>
+                      <w:left w:val="single" w:color="auto" w:sz="4"/>
+                      <w:bottom w:val="single" w:color="auto" w:sz="4"/>
+                      <w:right w:val="single" w:color="auto" w:sz="4"/>
+                      <w:insideH w:val="none" w:color="FFFFFF" w:sz="0"/>
+                      <w:insideV w:val="single" w:color="auto" w:sz="4"/>
+                    </w:tblBorders>
+                  </w:tblPr>
+                  <w:tblGrid>
+                    <w:gridCol w:w="640"/>
+                  </w:tblGrid>
+                  <w:tr>
+                    <w:tc>
+                      <w:tcPr>
+                        <w:tcW w:type="dxa" w:w="520"/>
+                        <w:tcBorders>
+                          <w:top w:val="dashed" w:color="9AA3B5" w:sz="6"/>
+                          <w:left w:val="dashed" w:color="9AA3B5" w:sz="6"/>
+                          <w:bottom w:val="single" w:color="1A1A1A" w:sz="8"/>
+                          <w:right w:val="dashed" w:color="9AA3B5" w:sz="6"/>
+                        </w:tcBorders>
+                        <w:tcMar>
+                          <w:top w:type="dxa" w:w="0"/>
+                          <w:left w:type="dxa" w:w="30"/>
+                          <w:bottom w:type="dxa" w:w="0"/>
+                          <w:right w:type="dxa" w:w="30"/>
+                        </w:tcMar>
+                      </w:tcPr>
+                      <w:p>
+                        <w:pPr>
+                          <w:spacing w:after="0" w:line="250"/>
+                          <w:jc w:val="center"/>
+                        </w:pPr>
+                        <w:r>
+                          <w:rPr>
+                            <w:rFonts w:ascii="Consolas" w:cs="Consolas" w:eastAsia="Consolas" w:hAnsi="Consolas"/>
+                            <w:b/>
+                            <w:bCs/>
+                            <w:color w:val="1A1A1A"/>
+                            <w:sz w:val="26"/>
+                            <w:szCs w:val="26"/>
+                          </w:rPr>
+                          <w:t xml:space="preserve">   </w:t>
+                        </w:r>
+                      </w:p>
+                    </w:tc>
+                  </w:tr>
+                  <w:tr>
+                    <w:tc>
+                      <w:tcPr>
+                        <w:tcW w:type="dxa" w:w="520"/>
+                        <w:tcBorders>
+                          <w:top w:val="none" w:color="FFFFFF" w:sz="0"/>
+                          <w:left w:val="dashed" w:color="9AA3B5" w:sz="6"/>
+                          <w:bottom w:val="dashed" w:color="9AA3B5" w:sz="6"/>
+                          <w:right w:val="dashed" w:color="9AA3B5" w:sz="6"/>
+                        </w:tcBorders>
+                        <w:tcMar>
+                          <w:top w:type="dxa" w:w="0"/>
+                          <w:left w:type="dxa" w:w="30"/>
+                          <w:bottom w:type="dxa" w:w="0"/>
+                          <w:right w:type="dxa" w:w="30"/>
+                        </w:tcMar>
+                      </w:tcPr>
+                      <w:p>
+                        <w:pPr>
+                          <w:spacing w:after="0" w:line="250"/>
+                          <w:jc w:val="center"/>
+                        </w:pPr>
+                        <w:r>
+                          <w:rPr>
+                            <w:rFonts w:ascii="Consolas" w:cs="Consolas" w:eastAsia="Consolas" w:hAnsi="Consolas"/>
+                            <w:b/>
+                            <w:bCs/>
+                            <w:color w:val="1A1A1A"/>
+                            <w:sz w:val="26"/>
+                            <w:szCs w:val="26"/>
+                          </w:rPr>
+                          <w:t xml:space="preserve">   </w:t>
+                        </w:r>
+                      </w:p>
+                    </w:tc>
+                  </w:tr>
+                </w:tbl>
+                <w:p/>
               </w:tc>
             </w:tr>
           </w:tbl>
@@ -5039,7 +5439,7 @@
           </w:p>
           <w:tbl>
             <w:tblPr>
-              <w:tblW w:type="dxa" w:w="2960"/>
+              <w:tblW w:type="dxa" w:w="3180"/>
               <w:jc w:val="left"/>
               <w:tblBorders>
                 <w:top w:val="single" w:color="auto" w:sz="4"/>
@@ -5055,7 +5455,7 @@
               <w:gridCol w:w="520"/>
               <w:gridCol w:w="700"/>
               <w:gridCol w:w="520"/>
-              <w:gridCol w:w="520"/>
+              <w:gridCol w:w="740"/>
             </w:tblGrid>
             <w:tr>
               <w:tc>
@@ -5344,36 +5744,111 @@
               </w:tc>
               <w:tc>
                 <w:tcPr>
-                  <w:tcW w:type="dxa" w:w="520"/>
-                  <w:tcBorders>
-                    <w:top w:val="none" w:color="FFFFFF" w:sz="0"/>
-                    <w:left w:val="none" w:color="FFFFFF" w:sz="0"/>
-                    <w:bottom w:val="none" w:color="FFFFFF" w:sz="0"/>
-                    <w:right w:val="none" w:color="FFFFFF" w:sz="0"/>
-                  </w:tcBorders>
-                  <w:tcMar>
-                    <w:top w:type="dxa" w:w="30"/>
-                    <w:left w:type="dxa" w:w="10"/>
-                    <w:bottom w:type="dxa" w:w="30"/>
-                    <w:right w:type="dxa" w:w="10"/>
-                  </w:tcMar>
-                  <w:vAlign w:val="center"/>
-                </w:tcPr>
-                <w:p>
-                  <w:pPr>
-                    <w:jc w:val="center"/>
-                  </w:pPr>
-                  <w:r>
-                    <w:rPr>
-                      <w:b/>
-                      <w:bCs/>
-                      <w:color w:val="1A1A1A"/>
-                      <w:sz w:val="22"/>
-                      <w:szCs w:val="22"/>
-                    </w:rPr>
-                    <w:t xml:space="preserve">______</w:t>
-                  </w:r>
-                </w:p>
+                  <w:tcW w:type="dxa" w:w="740"/>
+                  <w:tcBorders>
+                    <w:top w:val="none" w:color="FFFFFF" w:sz="0"/>
+                    <w:left w:val="none" w:color="FFFFFF" w:sz="0"/>
+                    <w:bottom w:val="none" w:color="FFFFFF" w:sz="0"/>
+                    <w:right w:val="none" w:color="FFFFFF" w:sz="0"/>
+                  </w:tcBorders>
+                  <w:tcMar>
+                    <w:top w:type="dxa" w:w="30"/>
+                    <w:left w:type="dxa" w:w="20"/>
+                    <w:bottom w:type="dxa" w:w="30"/>
+                    <w:right w:type="dxa" w:w="20"/>
+                  </w:tcMar>
+                  <w:vAlign w:val="center"/>
+                </w:tcPr>
+                <w:tbl>
+                  <w:tblPr>
+                    <w:tblW w:type="dxa" w:w="640"/>
+                    <w:jc w:val="center"/>
+                    <w:tblBorders>
+                      <w:top w:val="single" w:color="auto" w:sz="4"/>
+                      <w:left w:val="single" w:color="auto" w:sz="4"/>
+                      <w:bottom w:val="single" w:color="auto" w:sz="4"/>
+                      <w:right w:val="single" w:color="auto" w:sz="4"/>
+                      <w:insideH w:val="none" w:color="FFFFFF" w:sz="0"/>
+                      <w:insideV w:val="single" w:color="auto" w:sz="4"/>
+                    </w:tblBorders>
+                  </w:tblPr>
+                  <w:tblGrid>
+                    <w:gridCol w:w="640"/>
+                  </w:tblGrid>
+                  <w:tr>
+                    <w:tc>
+                      <w:tcPr>
+                        <w:tcW w:type="dxa" w:w="520"/>
+                        <w:tcBorders>
+                          <w:top w:val="dashed" w:color="9AA3B5" w:sz="6"/>
+                          <w:left w:val="dashed" w:color="9AA3B5" w:sz="6"/>
+                          <w:bottom w:val="single" w:color="1A1A1A" w:sz="8"/>
+                          <w:right w:val="dashed" w:color="9AA3B5" w:sz="6"/>
+                        </w:tcBorders>
+                        <w:tcMar>
+                          <w:top w:type="dxa" w:w="0"/>
+                          <w:left w:type="dxa" w:w="30"/>
+                          <w:bottom w:type="dxa" w:w="0"/>
+                          <w:right w:type="dxa" w:w="30"/>
+                        </w:tcMar>
+                      </w:tcPr>
+                      <w:p>
+                        <w:pPr>
+                          <w:spacing w:after="0" w:line="250"/>
+                          <w:jc w:val="center"/>
+                        </w:pPr>
+                        <w:r>
+                          <w:rPr>
+                            <w:rFonts w:ascii="Consolas" w:cs="Consolas" w:eastAsia="Consolas" w:hAnsi="Consolas"/>
+                            <w:b/>
+                            <w:bCs/>
+                            <w:color w:val="1A1A1A"/>
+                            <w:sz w:val="26"/>
+                            <w:szCs w:val="26"/>
+                          </w:rPr>
+                          <w:t xml:space="preserve">   </w:t>
+                        </w:r>
+                      </w:p>
+                    </w:tc>
+                  </w:tr>
+                  <w:tr>
+                    <w:tc>
+                      <w:tcPr>
+                        <w:tcW w:type="dxa" w:w="520"/>
+                        <w:tcBorders>
+                          <w:top w:val="none" w:color="FFFFFF" w:sz="0"/>
+                          <w:left w:val="dashed" w:color="9AA3B5" w:sz="6"/>
+                          <w:bottom w:val="dashed" w:color="9AA3B5" w:sz="6"/>
+                          <w:right w:val="dashed" w:color="9AA3B5" w:sz="6"/>
+                        </w:tcBorders>
+                        <w:tcMar>
+                          <w:top w:type="dxa" w:w="0"/>
+                          <w:left w:type="dxa" w:w="30"/>
+                          <w:bottom w:type="dxa" w:w="0"/>
+                          <w:right w:type="dxa" w:w="30"/>
+                        </w:tcMar>
+                      </w:tcPr>
+                      <w:p>
+                        <w:pPr>
+                          <w:spacing w:after="0" w:line="250"/>
+                          <w:jc w:val="center"/>
+                        </w:pPr>
+                        <w:r>
+                          <w:rPr>
+                            <w:rFonts w:ascii="Consolas" w:cs="Consolas" w:eastAsia="Consolas" w:hAnsi="Consolas"/>
+                            <w:b/>
+                            <w:bCs/>
+                            <w:color w:val="1A1A1A"/>
+                            <w:sz w:val="26"/>
+                            <w:szCs w:val="26"/>
+                          </w:rPr>
+                          <w:t xml:space="preserve">   </w:t>
+                        </w:r>
+                      </w:p>
+                    </w:tc>
+                  </w:tr>
+                </w:tbl>
+                <w:p/>
               </w:tc>
             </w:tr>
           </w:tbl>
@@ -5381,6 +5856,9 @@
         </w:tc>
       </w:tr>
       <w:tr>
+        <w:trPr>
+          <w:cantSplit/>
+        </w:trPr>
         <w:tc>
           <w:tcPr>
             <w:tcW w:type="dxa" w:w="4680"/>
@@ -5414,7 +5892,7 @@
           </w:p>
           <w:tbl>
             <w:tblPr>
-              <w:tblW w:type="dxa" w:w="2960"/>
+              <w:tblW w:type="dxa" w:w="3180"/>
               <w:jc w:val="left"/>
               <w:tblBorders>
                 <w:top w:val="single" w:color="auto" w:sz="4"/>
@@ -5430,7 +5908,7 @@
               <w:gridCol w:w="520"/>
               <w:gridCol w:w="700"/>
               <w:gridCol w:w="520"/>
-              <w:gridCol w:w="520"/>
+              <w:gridCol w:w="740"/>
             </w:tblGrid>
             <w:tr>
               <w:tc>
@@ -5719,36 +6197,111 @@
               </w:tc>
               <w:tc>
                 <w:tcPr>
-                  <w:tcW w:type="dxa" w:w="520"/>
-                  <w:tcBorders>
-                    <w:top w:val="none" w:color="FFFFFF" w:sz="0"/>
-                    <w:left w:val="none" w:color="FFFFFF" w:sz="0"/>
-                    <w:bottom w:val="none" w:color="FFFFFF" w:sz="0"/>
-                    <w:right w:val="none" w:color="FFFFFF" w:sz="0"/>
-                  </w:tcBorders>
-                  <w:tcMar>
-                    <w:top w:type="dxa" w:w="30"/>
-                    <w:left w:type="dxa" w:w="10"/>
-                    <w:bottom w:type="dxa" w:w="30"/>
-                    <w:right w:type="dxa" w:w="10"/>
-                  </w:tcMar>
-                  <w:vAlign w:val="center"/>
-                </w:tcPr>
-                <w:p>
-                  <w:pPr>
-                    <w:jc w:val="center"/>
-                  </w:pPr>
-                  <w:r>
-                    <w:rPr>
-                      <w:b/>
-                      <w:bCs/>
-                      <w:color w:val="1A1A1A"/>
-                      <w:sz w:val="22"/>
-                      <w:szCs w:val="22"/>
-                    </w:rPr>
-                    <w:t xml:space="preserve">______</w:t>
-                  </w:r>
-                </w:p>
+                  <w:tcW w:type="dxa" w:w="740"/>
+                  <w:tcBorders>
+                    <w:top w:val="none" w:color="FFFFFF" w:sz="0"/>
+                    <w:left w:val="none" w:color="FFFFFF" w:sz="0"/>
+                    <w:bottom w:val="none" w:color="FFFFFF" w:sz="0"/>
+                    <w:right w:val="none" w:color="FFFFFF" w:sz="0"/>
+                  </w:tcBorders>
+                  <w:tcMar>
+                    <w:top w:type="dxa" w:w="30"/>
+                    <w:left w:type="dxa" w:w="20"/>
+                    <w:bottom w:type="dxa" w:w="30"/>
+                    <w:right w:type="dxa" w:w="20"/>
+                  </w:tcMar>
+                  <w:vAlign w:val="center"/>
+                </w:tcPr>
+                <w:tbl>
+                  <w:tblPr>
+                    <w:tblW w:type="dxa" w:w="640"/>
+                    <w:jc w:val="center"/>
+                    <w:tblBorders>
+                      <w:top w:val="single" w:color="auto" w:sz="4"/>
+                      <w:left w:val="single" w:color="auto" w:sz="4"/>
+                      <w:bottom w:val="single" w:color="auto" w:sz="4"/>
+                      <w:right w:val="single" w:color="auto" w:sz="4"/>
+                      <w:insideH w:val="none" w:color="FFFFFF" w:sz="0"/>
+                      <w:insideV w:val="single" w:color="auto" w:sz="4"/>
+                    </w:tblBorders>
+                  </w:tblPr>
+                  <w:tblGrid>
+                    <w:gridCol w:w="640"/>
+                  </w:tblGrid>
+                  <w:tr>
+                    <w:tc>
+                      <w:tcPr>
+                        <w:tcW w:type="dxa" w:w="520"/>
+                        <w:tcBorders>
+                          <w:top w:val="dashed" w:color="9AA3B5" w:sz="6"/>
+                          <w:left w:val="dashed" w:color="9AA3B5" w:sz="6"/>
+                          <w:bottom w:val="single" w:color="1A1A1A" w:sz="8"/>
+                          <w:right w:val="dashed" w:color="9AA3B5" w:sz="6"/>
+                        </w:tcBorders>
+                        <w:tcMar>
+                          <w:top w:type="dxa" w:w="0"/>
+                          <w:left w:type="dxa" w:w="30"/>
+                          <w:bottom w:type="dxa" w:w="0"/>
+                          <w:right w:type="dxa" w:w="30"/>
+                        </w:tcMar>
+                      </w:tcPr>
+                      <w:p>
+                        <w:pPr>
+                          <w:spacing w:after="0" w:line="250"/>
+                          <w:jc w:val="center"/>
+                        </w:pPr>
+                        <w:r>
+                          <w:rPr>
+                            <w:rFonts w:ascii="Consolas" w:cs="Consolas" w:eastAsia="Consolas" w:hAnsi="Consolas"/>
+                            <w:b/>
+                            <w:bCs/>
+                            <w:color w:val="1A1A1A"/>
+                            <w:sz w:val="26"/>
+                            <w:szCs w:val="26"/>
+                          </w:rPr>
+                          <w:t xml:space="preserve">   </w:t>
+                        </w:r>
+                      </w:p>
+                    </w:tc>
+                  </w:tr>
+                  <w:tr>
+                    <w:tc>
+                      <w:tcPr>
+                        <w:tcW w:type="dxa" w:w="520"/>
+                        <w:tcBorders>
+                          <w:top w:val="none" w:color="FFFFFF" w:sz="0"/>
+                          <w:left w:val="dashed" w:color="9AA3B5" w:sz="6"/>
+                          <w:bottom w:val="dashed" w:color="9AA3B5" w:sz="6"/>
+                          <w:right w:val="dashed" w:color="9AA3B5" w:sz="6"/>
+                        </w:tcBorders>
+                        <w:tcMar>
+                          <w:top w:type="dxa" w:w="0"/>
+                          <w:left w:type="dxa" w:w="30"/>
+                          <w:bottom w:type="dxa" w:w="0"/>
+                          <w:right w:type="dxa" w:w="30"/>
+                        </w:tcMar>
+                      </w:tcPr>
+                      <w:p>
+                        <w:pPr>
+                          <w:spacing w:after="0" w:line="250"/>
+                          <w:jc w:val="center"/>
+                        </w:pPr>
+                        <w:r>
+                          <w:rPr>
+                            <w:rFonts w:ascii="Consolas" w:cs="Consolas" w:eastAsia="Consolas" w:hAnsi="Consolas"/>
+                            <w:b/>
+                            <w:bCs/>
+                            <w:color w:val="1A1A1A"/>
+                            <w:sz w:val="26"/>
+                            <w:szCs w:val="26"/>
+                          </w:rPr>
+                          <w:t xml:space="preserve">   </w:t>
+                        </w:r>
+                      </w:p>
+                    </w:tc>
+                  </w:tr>
+                </w:tbl>
+                <w:p/>
               </w:tc>
             </w:tr>
           </w:tbl>
@@ -5787,7 +6340,7 @@
           </w:p>
           <w:tbl>
             <w:tblPr>
-              <w:tblW w:type="dxa" w:w="2960"/>
+              <w:tblW w:type="dxa" w:w="3180"/>
               <w:jc w:val="left"/>
               <w:tblBorders>
                 <w:top w:val="single" w:color="auto" w:sz="4"/>
@@ -5803,7 +6356,7 @@
               <w:gridCol w:w="520"/>
               <w:gridCol w:w="700"/>
               <w:gridCol w:w="520"/>
-              <w:gridCol w:w="520"/>
+              <w:gridCol w:w="740"/>
             </w:tblGrid>
             <w:tr>
               <w:tc>
@@ -6092,36 +6645,111 @@
               </w:tc>
               <w:tc>
                 <w:tcPr>
-                  <w:tcW w:type="dxa" w:w="520"/>
-                  <w:tcBorders>
-                    <w:top w:val="none" w:color="FFFFFF" w:sz="0"/>
-                    <w:left w:val="none" w:color="FFFFFF" w:sz="0"/>
-                    <w:bottom w:val="none" w:color="FFFFFF" w:sz="0"/>
-                    <w:right w:val="none" w:color="FFFFFF" w:sz="0"/>
-                  </w:tcBorders>
-                  <w:tcMar>
-                    <w:top w:type="dxa" w:w="30"/>
-                    <w:left w:type="dxa" w:w="10"/>
-                    <w:bottom w:type="dxa" w:w="30"/>
-                    <w:right w:type="dxa" w:w="10"/>
-                  </w:tcMar>
-                  <w:vAlign w:val="center"/>
-                </w:tcPr>
-                <w:p>
-                  <w:pPr>
-                    <w:jc w:val="center"/>
-                  </w:pPr>
-                  <w:r>
-                    <w:rPr>
-                      <w:b/>
-                      <w:bCs/>
-                      <w:color w:val="1A1A1A"/>
-                      <w:sz w:val="22"/>
-                      <w:szCs w:val="22"/>
-                    </w:rPr>
-                    <w:t xml:space="preserve">______</w:t>
-                  </w:r>
-                </w:p>
+                  <w:tcW w:type="dxa" w:w="740"/>
+                  <w:tcBorders>
+                    <w:top w:val="none" w:color="FFFFFF" w:sz="0"/>
+                    <w:left w:val="none" w:color="FFFFFF" w:sz="0"/>
+                    <w:bottom w:val="none" w:color="FFFFFF" w:sz="0"/>
+                    <w:right w:val="none" w:color="FFFFFF" w:sz="0"/>
+                  </w:tcBorders>
+                  <w:tcMar>
+                    <w:top w:type="dxa" w:w="30"/>
+                    <w:left w:type="dxa" w:w="20"/>
+                    <w:bottom w:type="dxa" w:w="30"/>
+                    <w:right w:type="dxa" w:w="20"/>
+                  </w:tcMar>
+                  <w:vAlign w:val="center"/>
+                </w:tcPr>
+                <w:tbl>
+                  <w:tblPr>
+                    <w:tblW w:type="dxa" w:w="640"/>
+                    <w:jc w:val="center"/>
+                    <w:tblBorders>
+                      <w:top w:val="single" w:color="auto" w:sz="4"/>
+                      <w:left w:val="single" w:color="auto" w:sz="4"/>
+                      <w:bottom w:val="single" w:color="auto" w:sz="4"/>
+                      <w:right w:val="single" w:color="auto" w:sz="4"/>
+                      <w:insideH w:val="none" w:color="FFFFFF" w:sz="0"/>
+                      <w:insideV w:val="single" w:color="auto" w:sz="4"/>
+                    </w:tblBorders>
+                  </w:tblPr>
+                  <w:tblGrid>
+                    <w:gridCol w:w="640"/>
+                  </w:tblGrid>
+                  <w:tr>
+                    <w:tc>
+                      <w:tcPr>
+                        <w:tcW w:type="dxa" w:w="520"/>
+                        <w:tcBorders>
+                          <w:top w:val="dashed" w:color="9AA3B5" w:sz="6"/>
+                          <w:left w:val="dashed" w:color="9AA3B5" w:sz="6"/>
+                          <w:bottom w:val="single" w:color="1A1A1A" w:sz="8"/>
+                          <w:right w:val="dashed" w:color="9AA3B5" w:sz="6"/>
+                        </w:tcBorders>
+                        <w:tcMar>
+                          <w:top w:type="dxa" w:w="0"/>
+                          <w:left w:type="dxa" w:w="30"/>
+                          <w:bottom w:type="dxa" w:w="0"/>
+                          <w:right w:type="dxa" w:w="30"/>
+                        </w:tcMar>
+                      </w:tcPr>
+                      <w:p>
+                        <w:pPr>
+                          <w:spacing w:after="0" w:line="250"/>
+                          <w:jc w:val="center"/>
+                        </w:pPr>
+                        <w:r>
+                          <w:rPr>
+                            <w:rFonts w:ascii="Consolas" w:cs="Consolas" w:eastAsia="Consolas" w:hAnsi="Consolas"/>
+                            <w:b/>
+                            <w:bCs/>
+                            <w:color w:val="1A1A1A"/>
+                            <w:sz w:val="26"/>
+                            <w:szCs w:val="26"/>
+                          </w:rPr>
+                          <w:t xml:space="preserve">   </w:t>
+                        </w:r>
+                      </w:p>
+                    </w:tc>
+                  </w:tr>
+                  <w:tr>
+                    <w:tc>
+                      <w:tcPr>
+                        <w:tcW w:type="dxa" w:w="520"/>
+                        <w:tcBorders>
+                          <w:top w:val="none" w:color="FFFFFF" w:sz="0"/>
+                          <w:left w:val="dashed" w:color="9AA3B5" w:sz="6"/>
+                          <w:bottom w:val="dashed" w:color="9AA3B5" w:sz="6"/>
+                          <w:right w:val="dashed" w:color="9AA3B5" w:sz="6"/>
+                        </w:tcBorders>
+                        <w:tcMar>
+                          <w:top w:type="dxa" w:w="0"/>
+                          <w:left w:type="dxa" w:w="30"/>
+                          <w:bottom w:type="dxa" w:w="0"/>
+                          <w:right w:type="dxa" w:w="30"/>
+                        </w:tcMar>
+                      </w:tcPr>
+                      <w:p>
+                        <w:pPr>
+                          <w:spacing w:after="0" w:line="250"/>
+                          <w:jc w:val="center"/>
+                        </w:pPr>
+                        <w:r>
+                          <w:rPr>
+                            <w:rFonts w:ascii="Consolas" w:cs="Consolas" w:eastAsia="Consolas" w:hAnsi="Consolas"/>
+                            <w:b/>
+                            <w:bCs/>
+                            <w:color w:val="1A1A1A"/>
+                            <w:sz w:val="26"/>
+                            <w:szCs w:val="26"/>
+                          </w:rPr>
+                          <w:t xml:space="preserve">   </w:t>
+                        </w:r>
+                      </w:p>
+                    </w:tc>
+                  </w:tr>
+                </w:tbl>
+                <w:p/>
               </w:tc>
             </w:tr>
           </w:tbl>
